--- a/course_development/domains/active_inference_robotics/03_control_estimation/04_cognition/output/lecture-content/04_cognition-module.docx
+++ b/course_development/domains/active_inference_robotics/03_control_estimation/04_cognition/output/lecture-content/04_cognition-module.docx
@@ -19,7 +19,7 @@
     </w:p>
     <w:p>
       <w:r>
-        <w:t>This module explores Cognition . In the Robotics curriculum, we approach this topic with a focus on specific applications and theoretical depth appropriate for the audience. Cognition is a critical component of the 8-part Active Inference spine, bridging the gap between [Previous Topic] and [Next Topic].</w:t>
+        <w:t>This module explores Cognition . In the Robotics curriculum, we approach this topic with a focus on specific applications and theoretical depth appropriate for the audience. Cognition is a critical component of the 8-part Active Inference spine, bridging the gap between Perception and Action.</w:t>
       </w:r>
     </w:p>
     <w:p>
@@ -66,9 +66,9 @@
       <w:r>
         <w:t>In Robotics, we see Cognition manifest in:</w:t>
         <w:br/>
-        <w:t>* Specific Example 1 : [Add domain-specific example here]</w:t>
+        <w:t>* Specific Example 1 : A Kalman smoother running on a batch of IMU and lidar data implements offline cognitive processing by jointly estimating the entire robot trajectory and map -- unlike the filter (which only estimates the current state), the smoother propagates information both forward and backward in time, resolving ambiguities that were unresolvable in the forward pass and producing a globally consistent belief state analogous to how deliberate reflection refines initial perceptual judgments.</w:t>
         <w:br/>
-        <w:t>* Specific Example 2 : [Add domain-specific example here]</w:t>
+        <w:t>* Specific Example 2 : An Unscented Kalman Filter (UKF) maintaining state estimates for a nonlinear robotic system (such as a fixed-wing UAV with aerodynamic drag) implements cognitive inference without linearization by propagating sigma points through the true nonlinear dynamics model, capturing second-order effects that the EKF's Jacobian linearization would miss; this richer cognitive processing reduces estimation divergence during aggressive maneuvers where linear approximations break down.</w:t>
       </w:r>
     </w:p>
     <w:p>
